--- a/Logs.docx
+++ b/Logs.docx
@@ -24,7 +24,6 @@
         </w:rPr>
         <w:t xml:space="preserve">Setting up </w:t>
       </w:r>
-      <w:proofErr w:type="spellStart"/>
       <w:r>
         <w:rPr>
           <w:b/>
@@ -37,15 +36,7 @@
           <w:b/>
           <w:bCs/>
         </w:rPr>
-        <w:t>ediapipe</w:t>
-      </w:r>
-      <w:proofErr w:type="spellEnd"/>
-      <w:r>
-        <w:rPr>
-          <w:b/>
-          <w:bCs/>
-        </w:rPr>
-        <w:t xml:space="preserve"> for face-tracking</w:t>
+        <w:t>ediapipe for face-tracking</w:t>
       </w:r>
       <w:r>
         <w:rPr>
@@ -64,26 +55,10 @@
         </w:numPr>
       </w:pPr>
       <w:r>
-        <w:t xml:space="preserve">I will be using </w:t>
-      </w:r>
-      <w:proofErr w:type="spellStart"/>
-      <w:r>
-        <w:t>Mediapipe</w:t>
-      </w:r>
-      <w:proofErr w:type="spellEnd"/>
-      <w:r>
-        <w:t xml:space="preserve"> tasks with the face </w:t>
-      </w:r>
-      <w:proofErr w:type="spellStart"/>
-      <w:r>
-        <w:t>landmark</w:t>
-      </w:r>
-      <w:r>
-        <w:t>er</w:t>
-      </w:r>
-      <w:proofErr w:type="spellEnd"/>
-      <w:r>
-        <w:t xml:space="preserve"> model to allow the tracking of the lips.</w:t>
+        <w:t>I will be using Mediapipe tasks with the face landmark</w:t>
+      </w:r>
+      <w:r>
+        <w:t>er model to allow the tracking of the lips.</w:t>
       </w:r>
     </w:p>
     <w:p>
@@ -302,13 +277,8 @@
         </w:numPr>
       </w:pPr>
       <w:r>
-        <w:t>Mido in combination with python-</w:t>
-      </w:r>
-      <w:proofErr w:type="spellStart"/>
-      <w:r>
-        <w:t>rtmidi</w:t>
-      </w:r>
-      <w:proofErr w:type="spellEnd"/>
+        <w:t>Mido in combination with python-rtmidi</w:t>
+      </w:r>
     </w:p>
     <w:p>
       <w:pPr>
@@ -319,13 +289,8 @@
         </w:numPr>
       </w:pPr>
       <w:r>
-        <w:t>Just with python-</w:t>
-      </w:r>
-      <w:proofErr w:type="spellStart"/>
-      <w:r>
-        <w:t>rtmidi</w:t>
-      </w:r>
-      <w:proofErr w:type="spellEnd"/>
+        <w:t>Just with python-rtmidi</w:t>
+      </w:r>
     </w:p>
     <w:p>
       <w:pPr>
@@ -335,13 +300,8 @@
           <w:numId w:val="8"/>
         </w:numPr>
       </w:pPr>
-      <w:proofErr w:type="spellStart"/>
-      <w:r>
-        <w:t>Pygame’s</w:t>
-      </w:r>
-      <w:proofErr w:type="spellEnd"/>
-      <w:r>
-        <w:t xml:space="preserve"> </w:t>
+      <w:r>
+        <w:t xml:space="preserve">Pygame’s </w:t>
       </w:r>
       <w:r>
         <w:t>built in</w:t>
@@ -371,42 +331,16 @@
         <w:t xml:space="preserve">Mido </w:t>
       </w:r>
       <w:r>
-        <w:t>still uses python-</w:t>
-      </w:r>
-      <w:proofErr w:type="spellStart"/>
-      <w:r>
-        <w:t>rtmidi</w:t>
-      </w:r>
-      <w:proofErr w:type="spellEnd"/>
-      <w:r>
-        <w:t>, it just acts as a wrapper to make python-</w:t>
-      </w:r>
-      <w:proofErr w:type="spellStart"/>
-      <w:r>
-        <w:t>rtmidi</w:t>
-      </w:r>
-      <w:proofErr w:type="spellEnd"/>
-      <w:r>
-        <w:t xml:space="preserve"> easier to work with</w:t>
+        <w:t>still uses python-rtmidi</w:t>
+      </w:r>
+      <w:r>
+        <w:t>, it just acts as a wrapper to make python-rtmidi easier to work with</w:t>
       </w:r>
       <w:r>
         <w:t xml:space="preserve">. This and </w:t>
       </w:r>
-      <w:proofErr w:type="spellStart"/>
-      <w:r>
-        <w:t>Pygame</w:t>
-      </w:r>
-      <w:proofErr w:type="spellEnd"/>
-      <w:r>
-        <w:t xml:space="preserve"> MIDI are the simplest to use, but </w:t>
-      </w:r>
-      <w:proofErr w:type="spellStart"/>
-      <w:r>
-        <w:t>Pygame</w:t>
-      </w:r>
-      <w:proofErr w:type="spellEnd"/>
-      <w:r>
-        <w:t xml:space="preserve"> is less suited for my use case because</w:t>
+      <w:r>
+        <w:t>Pygame MIDI are the simplest to use, but Pygame is less suited for my use case because</w:t>
       </w:r>
       <w:r>
         <w:t xml:space="preserve"> it is primarily for game windows. </w:t>
@@ -415,15 +349,7 @@
         <w:t>So,</w:t>
       </w:r>
       <w:r>
-        <w:t xml:space="preserve"> I will use Mido and python-</w:t>
-      </w:r>
-      <w:proofErr w:type="spellStart"/>
-      <w:r>
-        <w:t>rtmidi</w:t>
-      </w:r>
-      <w:proofErr w:type="spellEnd"/>
-      <w:r>
-        <w:t xml:space="preserve"> to send MIDI signals to my guitar plugin.</w:t>
+        <w:t xml:space="preserve"> I will use Mido and python-rtmidi to send MIDI signals to my guitar plugin.</w:t>
       </w:r>
     </w:p>
     <w:p>
@@ -481,13 +407,8 @@
           <w:numId w:val="8"/>
         </w:numPr>
       </w:pPr>
-      <w:proofErr w:type="gramStart"/>
-      <w:r>
-        <w:t>Reaper(</w:t>
-      </w:r>
-      <w:proofErr w:type="gramEnd"/>
-      <w:r>
-        <w:t xml:space="preserve">the audio software I’m using) cannot </w:t>
+      <w:r>
+        <w:t xml:space="preserve">Reaper(the audio software I’m using) cannot </w:t>
       </w:r>
       <w:r>
         <w:t xml:space="preserve">receive MIDI signals straight from </w:t>
@@ -496,23 +417,7 @@
         <w:t>P</w:t>
       </w:r>
       <w:r>
-        <w:t xml:space="preserve">ython, it </w:t>
-      </w:r>
-      <w:proofErr w:type="gramStart"/>
-      <w:r>
-        <w:t>has to</w:t>
-      </w:r>
-      <w:proofErr w:type="gramEnd"/>
-      <w:r>
-        <w:t xml:space="preserve"> pass through a virtual MIDI cable first. For the virtual MIDI cable, I will be using </w:t>
-      </w:r>
-      <w:proofErr w:type="spellStart"/>
-      <w:r>
-        <w:t>loopMIDI</w:t>
-      </w:r>
-      <w:proofErr w:type="spellEnd"/>
-      <w:r>
-        <w:t>.</w:t>
+        <w:t>ython, it has to pass through a virtual MIDI cable first. For the virtual MIDI cable, I will be using loopMIDI.</w:t>
       </w:r>
     </w:p>
     <w:p>
@@ -650,15 +555,7 @@
         <w:t xml:space="preserve">Having an issue where it says </w:t>
       </w:r>
       <w:r>
-        <w:t>there is no port named ‘</w:t>
-      </w:r>
-      <w:proofErr w:type="spellStart"/>
-      <w:r>
-        <w:t>pythonmidi</w:t>
-      </w:r>
-      <w:proofErr w:type="spellEnd"/>
-      <w:r>
-        <w:t xml:space="preserve">’ even though it is exactly what I named the </w:t>
+        <w:t xml:space="preserve">there is no port named ‘pythonmidi’ even though it is exactly what I named the </w:t>
       </w:r>
       <w:r>
         <w:t>virtual MIDI cable.</w:t>
@@ -767,23 +664,10 @@
         </w:numPr>
       </w:pPr>
       <w:r>
-        <w:t xml:space="preserve">Got Mido to the name of every open MIDI port on my laptop. And it turns out that the port is </w:t>
-      </w:r>
-      <w:proofErr w:type="gramStart"/>
-      <w:r>
-        <w:t>actually named</w:t>
-      </w:r>
-      <w:proofErr w:type="gramEnd"/>
-      <w:r>
-        <w:t xml:space="preserve"> ‘</w:t>
-      </w:r>
-      <w:proofErr w:type="spellStart"/>
-      <w:r>
-        <w:t>pythonmidi</w:t>
-      </w:r>
-      <w:proofErr w:type="spellEnd"/>
-      <w:r>
-        <w:t xml:space="preserve"> 1’</w:t>
+        <w:t>Got Mido to the name of every open MIDI port on my laptop. And it turns out that the port is actually named</w:t>
+      </w:r>
+      <w:r>
+        <w:t xml:space="preserve"> ‘pythonmidi 1’</w:t>
       </w:r>
     </w:p>
     <w:p>
@@ -966,15 +850,7 @@
         </w:numPr>
       </w:pPr>
       <w:r>
-        <w:t xml:space="preserve">Picture showing </w:t>
-      </w:r>
-      <w:proofErr w:type="spellStart"/>
-      <w:r>
-        <w:t>loopMIDI</w:t>
-      </w:r>
-      <w:proofErr w:type="spellEnd"/>
-      <w:r>
-        <w:t xml:space="preserve"> detecting the MIDI messages being sent through the virtual MIDI port:</w:t>
+        <w:t>Picture showing loopMIDI detecting the MIDI messages being sent through the virtual MIDI port:</w:t>
       </w:r>
     </w:p>
     <w:p>
@@ -1148,16 +1024,11 @@
       <w:r>
         <w:t xml:space="preserve">having </w:t>
       </w:r>
-      <w:proofErr w:type="gramStart"/>
       <w:r>
         <w:t>Reaper</w:t>
       </w:r>
       <w:r>
-        <w:t>(</w:t>
-      </w:r>
-      <w:proofErr w:type="gramEnd"/>
-      <w:r>
-        <w:t>my guitar software)</w:t>
+        <w:t>(my guitar software)</w:t>
       </w:r>
       <w:r>
         <w:t xml:space="preserve"> </w:t>
@@ -1214,15 +1085,7 @@
         <w:t xml:space="preserve">he guitar plugin should automatically detect the message and map it to </w:t>
       </w:r>
       <w:r>
-        <w:t xml:space="preserve">the pedal I have </w:t>
-      </w:r>
-      <w:proofErr w:type="gramStart"/>
-      <w:r>
-        <w:t>chosen,</w:t>
-      </w:r>
-      <w:proofErr w:type="gramEnd"/>
-      <w:r>
-        <w:t xml:space="preserve"> however</w:t>
+        <w:t>the pedal I have chosen, however</w:t>
       </w:r>
       <w:r>
         <w:t>,</w:t>
@@ -1688,13 +1551,8 @@
         <w:t>Duplicated the Python file</w:t>
       </w:r>
       <w:r>
-        <w:t xml:space="preserve"> with </w:t>
-      </w:r>
-      <w:proofErr w:type="spellStart"/>
-      <w:r>
-        <w:t>mediapipe</w:t>
-      </w:r>
-      <w:proofErr w:type="spellEnd"/>
+        <w:t xml:space="preserve"> with mediapipe</w:t>
+      </w:r>
       <w:r>
         <w:t xml:space="preserve">, I will use </w:t>
       </w:r>
@@ -1886,15 +1744,7 @@
         <w:t>is not affected by the minimum lip distance</w:t>
       </w:r>
       <w:r>
-        <w:t xml:space="preserve">. </w:t>
-      </w:r>
-      <w:proofErr w:type="gramStart"/>
-      <w:r>
-        <w:t>So</w:t>
-      </w:r>
-      <w:proofErr w:type="gramEnd"/>
-      <w:r>
-        <w:t xml:space="preserve"> it’s not very helpful.</w:t>
+        <w:t>. So it’s not very helpful.</w:t>
       </w:r>
     </w:p>
     <w:p>
@@ -2412,28 +2262,10 @@
         </w:numPr>
       </w:pPr>
       <w:r>
-        <w:t xml:space="preserve">Using </w:t>
-      </w:r>
-      <w:proofErr w:type="spellStart"/>
-      <w:proofErr w:type="gramStart"/>
-      <w:r>
-        <w:t>ui.tabs</w:t>
-      </w:r>
-      <w:proofErr w:type="spellEnd"/>
-      <w:proofErr w:type="gramEnd"/>
-      <w:r>
-        <w:t xml:space="preserve"> doesn’t quite give me the </w:t>
-      </w:r>
-      <w:r>
-        <w:t xml:space="preserve">look I </w:t>
-      </w:r>
-      <w:proofErr w:type="gramStart"/>
-      <w:r>
-        <w:t>want,</w:t>
-      </w:r>
-      <w:proofErr w:type="gramEnd"/>
-      <w:r>
-        <w:t xml:space="preserve"> I’m going to switch to using buttons so I can have more control over how they look.</w:t>
+        <w:t xml:space="preserve">Using ui.tabs doesn’t quite give me the </w:t>
+      </w:r>
+      <w:r>
+        <w:t>look I want, I’m going to switch to using buttons so I can have more control over how they look.</w:t>
       </w:r>
     </w:p>
     <w:p>
@@ -2649,23 +2481,7 @@
         </w:numPr>
       </w:pPr>
       <w:r>
-        <w:t xml:space="preserve">Picked a </w:t>
-      </w:r>
-      <w:proofErr w:type="spellStart"/>
-      <w:r>
-        <w:t>color</w:t>
-      </w:r>
-      <w:proofErr w:type="spellEnd"/>
-      <w:r>
-        <w:t xml:space="preserve"> scheme and changed the background </w:t>
-      </w:r>
-      <w:proofErr w:type="spellStart"/>
-      <w:r>
-        <w:t>color</w:t>
-      </w:r>
-      <w:proofErr w:type="spellEnd"/>
-      <w:r>
-        <w:t>:</w:t>
+        <w:t>Picked a color scheme and changed the background color:</w:t>
       </w:r>
     </w:p>
     <w:p>
@@ -2771,15 +2587,7 @@
         </w:rPr>
       </w:pPr>
       <w:r>
-        <w:t xml:space="preserve">Styled the buttons – removed drop shadow, changed the </w:t>
-      </w:r>
-      <w:proofErr w:type="spellStart"/>
-      <w:r>
-        <w:t>color</w:t>
-      </w:r>
-      <w:proofErr w:type="spellEnd"/>
-      <w:r>
-        <w:t xml:space="preserve">, </w:t>
+        <w:t xml:space="preserve">Styled the buttons – removed drop shadow, changed the color, </w:t>
       </w:r>
       <w:r>
         <w:t>rounded only the top right and left button corners.</w:t>
@@ -2923,15 +2731,7 @@
         <w:t xml:space="preserve">icons have not </w:t>
       </w:r>
       <w:r>
-        <w:t xml:space="preserve">been finished </w:t>
-      </w:r>
-      <w:proofErr w:type="gramStart"/>
-      <w:r>
-        <w:t>yet</w:t>
-      </w:r>
-      <w:proofErr w:type="gramEnd"/>
-      <w:r>
-        <w:t xml:space="preserve"> so I have not added them to the nav bar.</w:t>
+        <w:t>been finished yet so I have not added them to the nav bar.</w:t>
       </w:r>
     </w:p>
     <w:p/>
@@ -2976,15 +2776,7 @@
         <w:t xml:space="preserve">I believe it would be best that I </w:t>
       </w:r>
       <w:r>
-        <w:t xml:space="preserve">use one page for all the functions rather than a separate page for each. This means that my app wouldn’t have to load a </w:t>
-      </w:r>
-      <w:proofErr w:type="gramStart"/>
-      <w:r>
-        <w:t>complete</w:t>
-      </w:r>
-      <w:proofErr w:type="gramEnd"/>
-      <w:r>
-        <w:t xml:space="preserve"> new webpage, and it will hopefully run smooth</w:t>
+        <w:t>use one page for all the functions rather than a separate page for each. This means that my app wouldn’t have to load a complete new webpage, and it will hopefully run smooth</w:t>
       </w:r>
       <w:r>
         <w:t>est</w:t>
@@ -3246,13 +3038,8 @@
         <w:t>semi-</w:t>
       </w:r>
       <w:r>
-        <w:t xml:space="preserve">circular bar that updates depending on the percent of the </w:t>
-      </w:r>
-      <w:proofErr w:type="spellStart"/>
-      <w:r>
-        <w:t>wah</w:t>
-      </w:r>
-      <w:proofErr w:type="spellEnd"/>
+        <w:t>circular bar that updates depending on the percent of the wah</w:t>
+      </w:r>
       <w:r>
         <w:t>, however, the built</w:t>
       </w:r>
@@ -3266,30 +3053,13 @@
         <w:t xml:space="preserve"> displays</w:t>
       </w:r>
       <w:r>
-        <w:t xml:space="preserve"> such as </w:t>
-      </w:r>
-      <w:proofErr w:type="spellStart"/>
-      <w:proofErr w:type="gramStart"/>
-      <w:r>
-        <w:t>ui.highchart</w:t>
-      </w:r>
-      <w:proofErr w:type="spellEnd"/>
-      <w:proofErr w:type="gramEnd"/>
+        <w:t xml:space="preserve"> such as ui.highchart</w:t>
+      </w:r>
       <w:r>
         <w:t xml:space="preserve"> </w:t>
       </w:r>
       <w:r>
-        <w:t xml:space="preserve">and </w:t>
-      </w:r>
-      <w:proofErr w:type="spellStart"/>
-      <w:proofErr w:type="gramStart"/>
-      <w:r>
-        <w:t>ui.echart</w:t>
-      </w:r>
-      <w:proofErr w:type="spellEnd"/>
-      <w:proofErr w:type="gramEnd"/>
-      <w:r>
-        <w:t xml:space="preserve"> </w:t>
+        <w:t xml:space="preserve">and ui.echart </w:t>
       </w:r>
       <w:r>
         <w:t xml:space="preserve">don’t </w:t>
@@ -3307,15 +3077,7 @@
         </w:numPr>
       </w:pPr>
       <w:r>
-        <w:t xml:space="preserve">Making it a semi-circle was too difficult for </w:t>
-      </w:r>
-      <w:proofErr w:type="gramStart"/>
-      <w:r>
-        <w:t>me,</w:t>
-      </w:r>
-      <w:proofErr w:type="gramEnd"/>
-      <w:r>
-        <w:t xml:space="preserve"> I’m going to use a full circle for the status bar to make it manageable.</w:t>
+        <w:t>Making it a semi-circle was too difficult for me, I’m going to use a full circle for the status bar to make it manageable.</w:t>
       </w:r>
     </w:p>
     <w:p>
@@ -3424,15 +3186,7 @@
       </w:pPr>
       <w:r>
         <w:lastRenderedPageBreak/>
-        <w:t xml:space="preserve">Testing it </w:t>
-      </w:r>
-      <w:proofErr w:type="gramStart"/>
-      <w:r>
-        <w:t>separately, and</w:t>
-      </w:r>
-      <w:proofErr w:type="gramEnd"/>
-      <w:r>
-        <w:t xml:space="preserve"> trying to update the value in real time.</w:t>
+        <w:t>Testing it separately, and trying to update the value in real time.</w:t>
       </w:r>
     </w:p>
     <w:p>
@@ -3538,15 +3292,7 @@
         <w:t xml:space="preserve">The lines that control the value of the gauge are </w:t>
       </w:r>
       <w:r>
-        <w:t>“stroke-</w:t>
-      </w:r>
-      <w:proofErr w:type="spellStart"/>
-      <w:r>
-        <w:t>dashoffset</w:t>
-      </w:r>
-      <w:proofErr w:type="spellEnd"/>
-      <w:r>
-        <w:t xml:space="preserve">”, </w:t>
+        <w:t xml:space="preserve">“stroke-dashoffset”, </w:t>
       </w:r>
       <w:r>
         <w:t>the line that displays the value in the middle of the gauge.</w:t>
@@ -3561,15 +3307,7 @@
         </w:numPr>
       </w:pPr>
       <w:r>
-        <w:t>Stroke-</w:t>
-      </w:r>
-      <w:proofErr w:type="spellStart"/>
-      <w:r>
-        <w:t>dashoffset</w:t>
-      </w:r>
-      <w:proofErr w:type="spellEnd"/>
-      <w:r>
-        <w:t xml:space="preserve"> has a range of </w:t>
+        <w:t xml:space="preserve">Stroke-dashoffset has a range of </w:t>
       </w:r>
       <w:r>
         <w:t>0 to 722, so I will need to make sure a value of 100 corresponds to 722.</w:t>
@@ -4000,15 +3738,7 @@
         </w:numPr>
       </w:pPr>
       <w:r>
-        <w:t xml:space="preserve">Added sliders for the settings using the example shown in the </w:t>
-      </w:r>
-      <w:proofErr w:type="spellStart"/>
-      <w:r>
-        <w:t>NiceGUI</w:t>
-      </w:r>
-      <w:proofErr w:type="spellEnd"/>
-      <w:r>
-        <w:t xml:space="preserve"> documentation</w:t>
+        <w:t>Added sliders for the settings using the example shown in the NiceGUI documentation</w:t>
       </w:r>
     </w:p>
     <w:p>
@@ -4197,31 +3927,7 @@
         </w:numPr>
       </w:pPr>
       <w:r>
-        <w:t xml:space="preserve">I’ve encountered an issue with my variable for min and max </w:t>
-      </w:r>
-      <w:proofErr w:type="spellStart"/>
-      <w:r>
-        <w:t>wah</w:t>
-      </w:r>
-      <w:proofErr w:type="spellEnd"/>
-      <w:r>
-        <w:t xml:space="preserve"> being immutable, this means that I won’t be able to update it real time with my slider, so the </w:t>
-      </w:r>
-      <w:proofErr w:type="spellStart"/>
-      <w:r>
-        <w:t>wah</w:t>
-      </w:r>
-      <w:proofErr w:type="spellEnd"/>
-      <w:r>
-        <w:t xml:space="preserve"> settings wouldn’t </w:t>
-      </w:r>
-      <w:proofErr w:type="gramStart"/>
-      <w:r>
-        <w:t>actually change</w:t>
-      </w:r>
-      <w:proofErr w:type="gramEnd"/>
-      <w:r>
-        <w:t>.</w:t>
+        <w:t>I’ve encountered an issue with my variable for min and max wah being immutable, this means that I won’t be able to update it real time with my slider, so the wah settings wouldn’t actually change.</w:t>
       </w:r>
     </w:p>
     <w:p>
@@ -4443,15 +4149,7 @@
         <w:t xml:space="preserve"> prints the updated value very frequently, while I only need it to </w:t>
       </w:r>
       <w:r>
-        <w:t xml:space="preserve">update when the user releases the slider. I </w:t>
-      </w:r>
-      <w:proofErr w:type="gramStart"/>
-      <w:r>
-        <w:t>have to</w:t>
-      </w:r>
-      <w:proofErr w:type="gramEnd"/>
-      <w:r>
-        <w:t xml:space="preserve"> change it or else it might introduce unnecessary lag while changing the settings because of all the updates that are being done to the settings.</w:t>
+        <w:t>update when the user releases the slider. I have to change it or else it might introduce unnecessary lag while changing the settings because of all the updates that are being done to the settings.</w:t>
       </w:r>
     </w:p>
     <w:p>
@@ -4495,26 +4193,10 @@
         </w:numPr>
       </w:pPr>
       <w:r>
-        <w:t xml:space="preserve">I’m finding it hard to make the settings without the actual </w:t>
-      </w:r>
-      <w:proofErr w:type="spellStart"/>
-      <w:r>
-        <w:t>wah</w:t>
-      </w:r>
-      <w:proofErr w:type="spellEnd"/>
-      <w:r>
-        <w:t xml:space="preserve"> program </w:t>
-      </w:r>
-      <w:r>
-        <w:t xml:space="preserve">code, so I will put the settings menu on hold for now to combine the webapp with the </w:t>
-      </w:r>
-      <w:proofErr w:type="spellStart"/>
-      <w:r>
-        <w:t>wah</w:t>
-      </w:r>
-      <w:proofErr w:type="spellEnd"/>
-      <w:r>
-        <w:t>.</w:t>
+        <w:t xml:space="preserve">I’m finding it hard to make the settings without the actual wah program </w:t>
+      </w:r>
+      <w:r>
+        <w:t>code, so I will put the settings menu on hold for now to combine the webapp with the wah.</w:t>
       </w:r>
     </w:p>
     <w:p>
@@ -4558,15 +4240,7 @@
         </w:numPr>
       </w:pPr>
       <w:r>
-        <w:t xml:space="preserve">Webapp GUI now works while the face tracking runs. The function contains </w:t>
-      </w:r>
-      <w:proofErr w:type="gramStart"/>
-      <w:r>
-        <w:t>all of</w:t>
-      </w:r>
-      <w:proofErr w:type="gramEnd"/>
-      <w:r>
-        <w:t xml:space="preserve"> the code for the face tracking and MIDI</w:t>
+        <w:t>Webapp GUI now works while the face tracking runs. The function contains all of the code for the face tracking and MIDI</w:t>
       </w:r>
     </w:p>
     <w:p>
@@ -4624,15 +4298,7 @@
         </w:numPr>
       </w:pPr>
       <w:r>
-        <w:t xml:space="preserve">Working on connecting the </w:t>
-      </w:r>
-      <w:proofErr w:type="spellStart"/>
-      <w:r>
-        <w:t>wah</w:t>
-      </w:r>
-      <w:proofErr w:type="spellEnd"/>
-      <w:r>
-        <w:t xml:space="preserve"> percentage to the gauge.</w:t>
+        <w:t>Working on connecting the wah percentage to the gauge.</w:t>
       </w:r>
     </w:p>
     <w:p>
@@ -4646,13 +4312,8 @@
       <w:r>
         <w:t xml:space="preserve">Once again, I </w:t>
       </w:r>
-      <w:proofErr w:type="gramStart"/>
-      <w:r>
-        <w:t>have to</w:t>
-      </w:r>
-      <w:proofErr w:type="gramEnd"/>
-      <w:r>
-        <w:t xml:space="preserve"> use a dictionary to store the value of the gauge so that it is mutable</w:t>
+      <w:r>
+        <w:t>have to use a dictionary to store the value of the gauge so that it is mutable</w:t>
       </w:r>
       <w:r>
         <w:t>.</w:t>
@@ -4963,6 +4624,354 @@
         </w:drawing>
       </w:r>
     </w:p>
+    <w:p>
+      <w:pPr>
+        <w:rPr>
+          <w:b/>
+          <w:bCs/>
+        </w:rPr>
+      </w:pPr>
+      <w:r>
+        <w:rPr>
+          <w:b/>
+          <w:bCs/>
+        </w:rPr>
+        <w:lastRenderedPageBreak/>
+        <w:t>5/09/2026</w:t>
+      </w:r>
+      <w:r>
+        <w:rPr>
+          <w:b/>
+          <w:bCs/>
+        </w:rPr>
+        <w:t xml:space="preserve"> – Adding a loading screen</w:t>
+      </w:r>
+    </w:p>
+    <w:p>
+      <w:r>
+        <w:t>NiceGUI has loading icons built in, so I will be using them to create the loading screen.</w:t>
+      </w:r>
+    </w:p>
+    <w:p>
+      <w:hyperlink r:id="rId68" w:history="1">
+        <w:r>
+          <w:rPr>
+            <w:rStyle w:val="Hyperlink"/>
+          </w:rPr>
+          <w:t>https://nicegui.io/documentation/spinner</w:t>
+        </w:r>
+      </w:hyperlink>
+    </w:p>
+    <w:p>
+      <w:r>
+        <w:rPr>
+          <w:noProof/>
+        </w:rPr>
+        <w:drawing>
+          <wp:anchor distT="0" distB="0" distL="114300" distR="114300" simplePos="0" relativeHeight="251661312" behindDoc="0" locked="0" layoutInCell="1" allowOverlap="1" wp14:anchorId="0FD34609" wp14:editId="5D6A659C">
+            <wp:simplePos x="0" y="0"/>
+            <wp:positionH relativeFrom="column">
+              <wp:posOffset>3352483</wp:posOffset>
+            </wp:positionH>
+            <wp:positionV relativeFrom="paragraph">
+              <wp:posOffset>1410653</wp:posOffset>
+            </wp:positionV>
+            <wp:extent cx="2033270" cy="1440815"/>
+            <wp:effectExtent l="0" t="0" r="5080" b="6985"/>
+            <wp:wrapSquare wrapText="bothSides"/>
+            <wp:docPr id="1723862572" name="Picture 1"/>
+            <wp:cNvGraphicFramePr>
+              <a:graphicFrameLocks xmlns:a="http://schemas.openxmlformats.org/drawingml/2006/main" noChangeAspect="1"/>
+            </wp:cNvGraphicFramePr>
+            <a:graphic xmlns:a="http://schemas.openxmlformats.org/drawingml/2006/main">
+              <a:graphicData uri="http://schemas.openxmlformats.org/drawingml/2006/picture">
+                <pic:pic xmlns:pic="http://schemas.openxmlformats.org/drawingml/2006/picture">
+                  <pic:nvPicPr>
+                    <pic:cNvPr id="1723862572" name=""/>
+                    <pic:cNvPicPr/>
+                  </pic:nvPicPr>
+                  <pic:blipFill>
+                    <a:blip r:embed="rId69">
+                      <a:extLst>
+                        <a:ext uri="{28A0092B-C50C-407E-A947-70E740481C1C}">
+                          <a14:useLocalDpi xmlns:a14="http://schemas.microsoft.com/office/drawing/2010/main" val="0"/>
+                        </a:ext>
+                      </a:extLst>
+                    </a:blip>
+                    <a:stretch>
+                      <a:fillRect/>
+                    </a:stretch>
+                  </pic:blipFill>
+                  <pic:spPr>
+                    <a:xfrm>
+                      <a:off x="0" y="0"/>
+                      <a:ext cx="2033270" cy="1440815"/>
+                    </a:xfrm>
+                    <a:prstGeom prst="rect">
+                      <a:avLst/>
+                    </a:prstGeom>
+                  </pic:spPr>
+                </pic:pic>
+              </a:graphicData>
+            </a:graphic>
+          </wp:anchor>
+        </w:drawing>
+      </w:r>
+      <w:r>
+        <w:rPr>
+          <w:noProof/>
+        </w:rPr>
+        <w:drawing>
+          <wp:inline distT="0" distB="0" distL="0" distR="0" wp14:anchorId="7810A4A6" wp14:editId="6CC7AFC1">
+            <wp:extent cx="5731510" cy="1351280"/>
+            <wp:effectExtent l="0" t="0" r="2540" b="1270"/>
+            <wp:docPr id="1885841782" name="Picture 1"/>
+            <wp:cNvGraphicFramePr>
+              <a:graphicFrameLocks xmlns:a="http://schemas.openxmlformats.org/drawingml/2006/main" noChangeAspect="1"/>
+            </wp:cNvGraphicFramePr>
+            <a:graphic xmlns:a="http://schemas.openxmlformats.org/drawingml/2006/main">
+              <a:graphicData uri="http://schemas.openxmlformats.org/drawingml/2006/picture">
+                <pic:pic xmlns:pic="http://schemas.openxmlformats.org/drawingml/2006/picture">
+                  <pic:nvPicPr>
+                    <pic:cNvPr id="1885841782" name=""/>
+                    <pic:cNvPicPr/>
+                  </pic:nvPicPr>
+                  <pic:blipFill>
+                    <a:blip r:embed="rId70"/>
+                    <a:stretch>
+                      <a:fillRect/>
+                    </a:stretch>
+                  </pic:blipFill>
+                  <pic:spPr>
+                    <a:xfrm>
+                      <a:off x="0" y="0"/>
+                      <a:ext cx="5731510" cy="1351280"/>
+                    </a:xfrm>
+                    <a:prstGeom prst="rect">
+                      <a:avLst/>
+                    </a:prstGeom>
+                  </pic:spPr>
+                </pic:pic>
+              </a:graphicData>
+            </a:graphic>
+          </wp:inline>
+        </w:drawing>
+      </w:r>
+    </w:p>
+    <w:p>
+      <w:r>
+        <w:t>For 4 seconds when the app starts, a loading screen will be shown to allow time for the Wah to initialise.</w:t>
+      </w:r>
+      <w:r>
+        <w:rPr>
+          <w:noProof/>
+        </w:rPr>
+        <w:t xml:space="preserve"> </w:t>
+      </w:r>
+    </w:p>
+    <w:p/>
+    <w:p/>
+    <w:p/>
+    <w:p>
+      <w:pPr>
+        <w:rPr>
+          <w:b/>
+          <w:bCs/>
+        </w:rPr>
+      </w:pPr>
+      <w:r>
+        <w:rPr>
+          <w:b/>
+          <w:bCs/>
+        </w:rPr>
+        <w:t>1</w:t>
+      </w:r>
+      <w:r>
+        <w:rPr>
+          <w:b/>
+          <w:bCs/>
+        </w:rPr>
+        <w:t>4</w:t>
+      </w:r>
+      <w:r>
+        <w:rPr>
+          <w:b/>
+          <w:bCs/>
+        </w:rPr>
+        <w:t>/09/2026</w:t>
+      </w:r>
+      <w:r>
+        <w:rPr>
+          <w:b/>
+          <w:bCs/>
+        </w:rPr>
+        <w:t xml:space="preserve"> – Creating calibration feature</w:t>
+      </w:r>
+    </w:p>
+    <w:p>
+      <w:r>
+        <w:t>While trying to create the calibration feature, I encountered the same issue where I could not access</w:t>
+      </w:r>
+      <w:r>
+        <w:t xml:space="preserve"> a</w:t>
+      </w:r>
+      <w:r>
+        <w:t xml:space="preserve"> changing value inside the thread. This prompted the thought that threading might be the issue, and I’m looking for alternative ways to run the face tracking code in the background.</w:t>
+      </w:r>
+    </w:p>
+    <w:p>
+      <w:r>
+        <w:drawing>
+          <wp:anchor distT="0" distB="0" distL="114300" distR="114300" simplePos="0" relativeHeight="251662336" behindDoc="0" locked="0" layoutInCell="1" allowOverlap="1" wp14:anchorId="6D86C677" wp14:editId="1E4712AE">
+            <wp:simplePos x="0" y="0"/>
+            <wp:positionH relativeFrom="margin">
+              <wp:posOffset>2854960</wp:posOffset>
+            </wp:positionH>
+            <wp:positionV relativeFrom="paragraph">
+              <wp:posOffset>333693</wp:posOffset>
+            </wp:positionV>
+            <wp:extent cx="2781300" cy="1033145"/>
+            <wp:effectExtent l="0" t="0" r="0" b="0"/>
+            <wp:wrapSquare wrapText="bothSides"/>
+            <wp:docPr id="1995642675" name="Picture 1"/>
+            <wp:cNvGraphicFramePr>
+              <a:graphicFrameLocks xmlns:a="http://schemas.openxmlformats.org/drawingml/2006/main" noChangeAspect="1"/>
+            </wp:cNvGraphicFramePr>
+            <a:graphic xmlns:a="http://schemas.openxmlformats.org/drawingml/2006/main">
+              <a:graphicData uri="http://schemas.openxmlformats.org/drawingml/2006/picture">
+                <pic:pic xmlns:pic="http://schemas.openxmlformats.org/drawingml/2006/picture">
+                  <pic:nvPicPr>
+                    <pic:cNvPr id="1995642675" name=""/>
+                    <pic:cNvPicPr/>
+                  </pic:nvPicPr>
+                  <pic:blipFill>
+                    <a:blip r:embed="rId71" cstate="print">
+                      <a:extLst>
+                        <a:ext uri="{28A0092B-C50C-407E-A947-70E740481C1C}">
+                          <a14:useLocalDpi xmlns:a14="http://schemas.microsoft.com/office/drawing/2010/main" val="0"/>
+                        </a:ext>
+                      </a:extLst>
+                    </a:blip>
+                    <a:stretch>
+                      <a:fillRect/>
+                    </a:stretch>
+                  </pic:blipFill>
+                  <pic:spPr>
+                    <a:xfrm>
+                      <a:off x="0" y="0"/>
+                      <a:ext cx="2781300" cy="1033145"/>
+                    </a:xfrm>
+                    <a:prstGeom prst="rect">
+                      <a:avLst/>
+                    </a:prstGeom>
+                  </pic:spPr>
+                </pic:pic>
+              </a:graphicData>
+            </a:graphic>
+            <wp14:sizeRelH relativeFrom="margin">
+              <wp14:pctWidth>0</wp14:pctWidth>
+            </wp14:sizeRelH>
+            <wp14:sizeRelV relativeFrom="margin">
+              <wp14:pctHeight>0</wp14:pctHeight>
+            </wp14:sizeRelV>
+          </wp:anchor>
+        </w:drawing>
+      </w:r>
+      <w:r>
+        <w:t>I</w:t>
+      </w:r>
+      <w:r>
+        <w:t xml:space="preserve"> found something called asyncio that also does what I need.</w:t>
+      </w:r>
+      <w:r>
+        <w:t xml:space="preserve"> </w:t>
+      </w:r>
+      <w:r>
+        <w:t>Asyncio is apparently what NiceGUI runs on, so I think</w:t>
+      </w:r>
+      <w:r>
+        <w:t xml:space="preserve"> there won’t be any issues with values not being accessible in the NiceGUI loop.</w:t>
+      </w:r>
+      <w:r>
+        <w:t>I may be able to just use a ui.timer line to run the face tracking loop. To test this, I will create a new file</w:t>
+      </w:r>
+      <w:r>
+        <w:t>.</w:t>
+      </w:r>
+    </w:p>
+    <w:p>
+      <w:r>
+        <w:t xml:space="preserve">I </w:t>
+      </w:r>
+      <w:r>
+        <w:t xml:space="preserve">removed the </w:t>
+      </w:r>
+      <w:r>
+        <w:t xml:space="preserve">while loop that housed the frame processing </w:t>
+      </w:r>
+      <w:r>
+        <w:t>code and put it in a function so that I could use ui.timer to run it.</w:t>
+      </w:r>
+      <w:r>
+        <w:t xml:space="preserve"> </w:t>
+      </w:r>
+      <w:r>
+        <w:t xml:space="preserve">This did indeed fix all of my issues with accessing values inside of the thread from other functions outside of it. </w:t>
+      </w:r>
+    </w:p>
+    <w:p>
+      <w:r>
+        <w:t>I can continue to work on the calibration feature.</w:t>
+      </w:r>
+      <w:r>
+        <w:t xml:space="preserve"> </w:t>
+      </w:r>
+    </w:p>
+    <w:p>
+      <w:r>
+        <w:lastRenderedPageBreak/>
+        <w:drawing>
+          <wp:inline distT="0" distB="0" distL="0" distR="0" wp14:anchorId="17647D2B" wp14:editId="4457BF37">
+            <wp:extent cx="5731510" cy="2032635"/>
+            <wp:effectExtent l="0" t="0" r="2540" b="5715"/>
+            <wp:docPr id="1275888769" name="Picture 1"/>
+            <wp:cNvGraphicFramePr>
+              <a:graphicFrameLocks xmlns:a="http://schemas.openxmlformats.org/drawingml/2006/main" noChangeAspect="1"/>
+            </wp:cNvGraphicFramePr>
+            <a:graphic xmlns:a="http://schemas.openxmlformats.org/drawingml/2006/main">
+              <a:graphicData uri="http://schemas.openxmlformats.org/drawingml/2006/picture">
+                <pic:pic xmlns:pic="http://schemas.openxmlformats.org/drawingml/2006/picture">
+                  <pic:nvPicPr>
+                    <pic:cNvPr id="1275888769" name=""/>
+                    <pic:cNvPicPr/>
+                  </pic:nvPicPr>
+                  <pic:blipFill>
+                    <a:blip r:embed="rId72"/>
+                    <a:stretch>
+                      <a:fillRect/>
+                    </a:stretch>
+                  </pic:blipFill>
+                  <pic:spPr>
+                    <a:xfrm>
+                      <a:off x="0" y="0"/>
+                      <a:ext cx="5731510" cy="2032635"/>
+                    </a:xfrm>
+                    <a:prstGeom prst="rect">
+                      <a:avLst/>
+                    </a:prstGeom>
+                  </pic:spPr>
+                </pic:pic>
+              </a:graphicData>
+            </a:graphic>
+          </wp:inline>
+        </w:drawing>
+      </w:r>
+      <w:r>
+        <w:br/>
+      </w:r>
+    </w:p>
+    <w:p/>
+    <w:p/>
     <w:sectPr>
       <w:pgSz w:w="11906" w:h="16838"/>
       <w:pgMar w:top="1440" w:right="1440" w:bottom="1440" w:left="1440" w:header="708" w:footer="708" w:gutter="0"/>
